--- a/TFG/marco teórico definitivo.docx
+++ b/TFG/marco teórico definitivo.docx
@@ -7,302 +7,17 @@
         <w:jc w:val="both"/>
         <w:rPr>
           <w:rFonts w:ascii="Palatino Linotype" w:hAnsi="Palatino Linotype"/>
-          <w:lang w:val="es-ES"/>
+          <w:sz w:val="20"/>
+          <w:szCs w:val="20"/>
         </w:rPr>
       </w:pPr>
       <w:r>
         <w:rPr>
           <w:rFonts w:ascii="Palatino Linotype" w:hAnsi="Palatino Linotype"/>
-          <w:lang w:val="es-ES"/>
-        </w:rPr>
-        <w:t>En los últimos años, el consumo de bebidas vegetales ha aumentado significativamente</w:t>
-      </w:r>
-      <w:r>
-        <w:rPr>
-          <w:rFonts w:ascii="Palatino Linotype" w:hAnsi="Palatino Linotype"/>
-          <w:lang w:val="es-ES"/>
-        </w:rPr>
-        <w:t xml:space="preserve">. Estudios recientes muestran que este crecimiento está impulsado por una percepción de que las bebidas vegetales son opciones más sostenibles y están más alineadas con patrones de dieta modernos [17,22]. </w:t>
-      </w:r>
-      <w:r>
-        <w:rPr>
-          <w:rFonts w:ascii="Palatino Linotype" w:hAnsi="Palatino Linotype"/>
-          <w:lang w:val="es-ES"/>
-        </w:rPr>
-        <w:t>A su vez</w:t>
-      </w:r>
-      <w:r>
-        <w:rPr>
-          <w:rFonts w:ascii="Palatino Linotype" w:hAnsi="Palatino Linotype"/>
-          <w:lang w:val="es-ES"/>
-        </w:rPr>
-        <w:t>, s</w:t>
-      </w:r>
-      <w:r>
-        <w:rPr>
-          <w:rFonts w:ascii="Palatino Linotype" w:hAnsi="Palatino Linotype"/>
-          <w:lang w:val="es-ES"/>
-        </w:rPr>
-        <w:t xml:space="preserve">e </w:t>
-      </w:r>
-      <w:r>
-        <w:rPr>
-          <w:rFonts w:ascii="Palatino Linotype" w:hAnsi="Palatino Linotype"/>
-          <w:lang w:val="es-ES"/>
-        </w:rPr>
-        <w:t>relaciona con</w:t>
-      </w:r>
-      <w:r>
-        <w:rPr>
-          <w:rFonts w:ascii="Palatino Linotype" w:hAnsi="Palatino Linotype"/>
-          <w:lang w:val="es-ES"/>
-        </w:rPr>
-        <w:t xml:space="preserve"> factores como la intoler</w:t>
-      </w:r>
-      <w:r>
-        <w:rPr>
-          <w:rFonts w:ascii="Palatino Linotype" w:hAnsi="Palatino Linotype"/>
-          <w:lang w:val="es-ES"/>
-        </w:rPr>
-        <w:t>a</w:t>
-      </w:r>
-      <w:r>
-        <w:rPr>
-          <w:rFonts w:ascii="Palatino Linotype" w:hAnsi="Palatino Linotype"/>
-          <w:lang w:val="es-ES"/>
-        </w:rPr>
-        <w:t xml:space="preserve">ncia a la lactosa y las alergias a </w:t>
-      </w:r>
-      <w:r>
-        <w:rPr>
-          <w:rFonts w:ascii="Palatino Linotype" w:hAnsi="Palatino Linotype"/>
-          <w:lang w:val="es-ES"/>
-        </w:rPr>
-        <w:t>proteínas</w:t>
-      </w:r>
-      <w:r>
-        <w:rPr>
-          <w:rFonts w:ascii="Palatino Linotype" w:hAnsi="Palatino Linotype"/>
-          <w:lang w:val="es-ES"/>
-        </w:rPr>
-        <w:t xml:space="preserve"> de la </w:t>
-      </w:r>
-      <w:r>
-        <w:rPr>
-          <w:rFonts w:ascii="Palatino Linotype" w:hAnsi="Palatino Linotype"/>
-          <w:lang w:val="es-ES"/>
-        </w:rPr>
-        <w:t>l</w:t>
-      </w:r>
-      <w:r>
-        <w:rPr>
-          <w:rFonts w:ascii="Palatino Linotype" w:hAnsi="Palatino Linotype"/>
-          <w:lang w:val="es-ES"/>
-        </w:rPr>
-        <w:t xml:space="preserve">eche, </w:t>
-      </w:r>
-      <w:r>
-        <w:rPr>
-          <w:rFonts w:ascii="Palatino Linotype" w:hAnsi="Palatino Linotype"/>
-          <w:lang w:val="es-ES"/>
-        </w:rPr>
-        <w:t>pero</w:t>
-      </w:r>
-      <w:r>
-        <w:rPr>
-          <w:rFonts w:ascii="Palatino Linotype" w:hAnsi="Palatino Linotype"/>
-          <w:lang w:val="es-ES"/>
-        </w:rPr>
-        <w:t xml:space="preserve"> también con preocupaciones de tipo ético y ambientales y al auge de optar por una dieta vegetariana o vegana</w:t>
-      </w:r>
-      <w:r>
-        <w:rPr>
-          <w:rFonts w:ascii="Palatino Linotype" w:hAnsi="Palatino Linotype"/>
-          <w:lang w:val="es-ES"/>
-        </w:rPr>
-        <w:t xml:space="preserve"> </w:t>
-      </w:r>
-      <w:r>
-        <w:rPr>
-          <w:rFonts w:ascii="Palatino Linotype" w:hAnsi="Palatino Linotype"/>
-          <w:lang w:val="es-ES"/>
-        </w:rPr>
-        <w:t xml:space="preserve">[1-3]. En la dieta habitual de muchos consumidores ya se consideran sustitutos de la </w:t>
-      </w:r>
-      <w:r>
-        <w:rPr>
-          <w:rFonts w:ascii="Palatino Linotype" w:hAnsi="Palatino Linotype"/>
-          <w:lang w:val="es-ES"/>
-        </w:rPr>
-        <w:t>l</w:t>
-      </w:r>
-      <w:r>
-        <w:rPr>
-          <w:rFonts w:ascii="Palatino Linotype" w:hAnsi="Palatino Linotype"/>
-          <w:lang w:val="es-ES"/>
-        </w:rPr>
-        <w:t>eche de vaca las bebidas elaborad</w:t>
-      </w:r>
-      <w:r>
-        <w:rPr>
-          <w:rFonts w:ascii="Palatino Linotype" w:hAnsi="Palatino Linotype"/>
-          <w:lang w:val="es-ES"/>
-        </w:rPr>
-        <w:t>a</w:t>
-      </w:r>
-      <w:r>
-        <w:rPr>
-          <w:rFonts w:ascii="Palatino Linotype" w:hAnsi="Palatino Linotype"/>
-          <w:lang w:val="es-ES"/>
-        </w:rPr>
-        <w:t>s a partir de avena, soja, almendra y otros ingredientes vegetales</w:t>
-      </w:r>
-      <w:r>
-        <w:rPr>
-          <w:rFonts w:ascii="Palatino Linotype" w:hAnsi="Palatino Linotype"/>
-          <w:lang w:val="es-ES"/>
-        </w:rPr>
-        <w:t xml:space="preserve"> </w:t>
-      </w:r>
-      <w:r>
-        <w:rPr>
-          <w:rFonts w:ascii="Palatino Linotype" w:hAnsi="Palatino Linotype"/>
-          <w:lang w:val="es-ES"/>
-        </w:rPr>
-        <w:t>[1,3]</w:t>
-      </w:r>
-      <w:r>
-        <w:rPr>
-          <w:rFonts w:ascii="Palatino Linotype" w:hAnsi="Palatino Linotype"/>
-          <w:lang w:val="es-ES"/>
-        </w:rPr>
-        <w:t>.</w:t>
-      </w:r>
-      <w:r>
-        <w:rPr>
-          <w:rFonts w:ascii="Palatino Linotype" w:hAnsi="Palatino Linotype"/>
-          <w:lang w:val="es-ES"/>
-        </w:rPr>
-        <w:t xml:space="preserve"> No </w:t>
-      </w:r>
-      <w:r>
-        <w:rPr>
-          <w:rFonts w:ascii="Palatino Linotype" w:hAnsi="Palatino Linotype"/>
-          <w:lang w:val="es-ES"/>
-        </w:rPr>
-        <w:t>obstante</w:t>
-      </w:r>
-      <w:r>
-        <w:rPr>
-          <w:rFonts w:ascii="Palatino Linotype" w:hAnsi="Palatino Linotype"/>
-          <w:lang w:val="es-ES"/>
-        </w:rPr>
-        <w:t xml:space="preserve">, la composición nutricional de estas bebidas es muy heterogénea entre marcas y tipos de bebida por variaciones en los ingredientes y formulación, el grado de fortificación y los procesos tecnológicos llevados a cabo para su producción, </w:t>
-      </w:r>
-      <w:r>
-        <w:rPr>
-          <w:rFonts w:ascii="Palatino Linotype" w:hAnsi="Palatino Linotype"/>
-          <w:lang w:val="es-ES"/>
-        </w:rPr>
-        <w:t xml:space="preserve">lo que </w:t>
-      </w:r>
-      <w:r>
-        <w:rPr>
-          <w:rFonts w:ascii="Palatino Linotype" w:hAnsi="Palatino Linotype"/>
-          <w:lang w:val="es-ES"/>
-        </w:rPr>
-        <w:t>justifica</w:t>
-      </w:r>
-      <w:r>
-        <w:rPr>
-          <w:rFonts w:ascii="Palatino Linotype" w:hAnsi="Palatino Linotype"/>
-          <w:lang w:val="es-ES"/>
-        </w:rPr>
-        <w:t xml:space="preserve"> el creciente </w:t>
-      </w:r>
-      <w:r>
-        <w:rPr>
-          <w:rFonts w:ascii="Palatino Linotype" w:hAnsi="Palatino Linotype"/>
-          <w:lang w:val="es-ES"/>
-        </w:rPr>
-        <w:t>interés</w:t>
-      </w:r>
-      <w:r>
-        <w:rPr>
-          <w:rFonts w:ascii="Palatino Linotype" w:hAnsi="Palatino Linotype"/>
-          <w:lang w:val="es-ES"/>
-        </w:rPr>
-        <w:t xml:space="preserve"> por el </w:t>
-      </w:r>
-      <w:r>
-        <w:rPr>
-          <w:rFonts w:ascii="Palatino Linotype" w:hAnsi="Palatino Linotype"/>
-          <w:lang w:val="es-ES"/>
-        </w:rPr>
-        <w:t>análisis</w:t>
-      </w:r>
-      <w:r>
-        <w:rPr>
-          <w:rFonts w:ascii="Palatino Linotype" w:hAnsi="Palatino Linotype"/>
-          <w:lang w:val="es-ES"/>
-        </w:rPr>
-        <w:t xml:space="preserve"> </w:t>
-      </w:r>
-      <w:r>
-        <w:rPr>
-          <w:rFonts w:ascii="Palatino Linotype" w:hAnsi="Palatino Linotype"/>
-          <w:lang w:val="es-ES"/>
-        </w:rPr>
-        <w:t>comparativo</w:t>
-      </w:r>
-      <w:r>
-        <w:rPr>
-          <w:rFonts w:ascii="Palatino Linotype" w:hAnsi="Palatino Linotype"/>
-          <w:lang w:val="es-ES"/>
-        </w:rPr>
-        <w:t xml:space="preserve"> entre estas bebidas </w:t>
-      </w:r>
-      <w:r>
-        <w:rPr>
-          <w:rFonts w:ascii="Palatino Linotype" w:hAnsi="Palatino Linotype"/>
-          <w:lang w:val="es-ES"/>
-        </w:rPr>
-        <w:t xml:space="preserve">y la leche de vaca </w:t>
-      </w:r>
-      <w:r>
-        <w:rPr>
-          <w:rFonts w:ascii="Palatino Linotype" w:hAnsi="Palatino Linotype"/>
-          <w:lang w:val="es-ES"/>
-        </w:rPr>
-        <w:t>para una evaluación nutricional</w:t>
-      </w:r>
-      <w:r>
-        <w:rPr>
-          <w:rFonts w:ascii="Palatino Linotype" w:hAnsi="Palatino Linotype"/>
-          <w:lang w:val="es-ES"/>
-        </w:rPr>
-        <w:t xml:space="preserve"> </w:t>
-      </w:r>
-      <w:r>
-        <w:rPr>
-          <w:rFonts w:ascii="Palatino Linotype" w:hAnsi="Palatino Linotype"/>
-          <w:lang w:val="es-ES"/>
-        </w:rPr>
-        <w:t>[1,3,5]</w:t>
-      </w:r>
-      <w:r>
-        <w:rPr>
-          <w:rFonts w:ascii="Palatino Linotype" w:hAnsi="Palatino Linotype"/>
-          <w:lang w:val="es-ES"/>
-        </w:rPr>
-        <w:t>.</w:t>
-      </w:r>
-      <w:r>
-        <w:rPr>
-          <w:rFonts w:ascii="Palatino Linotype" w:hAnsi="Palatino Linotype"/>
-          <w:lang w:val="es-ES"/>
-        </w:rPr>
-        <w:t xml:space="preserve"> Además, estudios recientes apuntan que la variabilidad puede explicarse por la aparición de versiones sin azúcar y formulaciones enriquecidas, entre otras [19,20,22].</w:t>
+          <w:sz w:val="20"/>
+          <w:szCs w:val="20"/>
+        </w:rPr>
+        <w:t>En los últimos años, el consumo de bebidas vegetales ha aumentado significativamente. Estudios recientes muestran que este crecimiento está impulsado por una percepción de que las bebidas vegetales son opciones más sostenibles y están más alineadas con patrones de dieta modernos [17,22]. A su vez, se relaciona con factores como la intolerancia a la lactosa y las alergias a proteínas de la leche, pero también con preocupaciones de tipo ético y ambientales y al auge de optar por una dieta vegetariana o vegana [1-3]. En la dieta habitual de muchos consumidores ya se consideran sustitutos de la leche de vaca las bebidas elaboradas a partir de avena, soja, almendra y otros ingredientes vegetales [1,3]. No obstante, la composición nutricional de estas bebidas es muy heterogénea entre marcas y tipos de bebida por variaciones en los ingredientes y formulación, el grado de fortificación y los procesos tecnológicos llevados a cabo para su producción, lo que justifica el creciente interés por el análisis comparativo entre estas bebidas y la leche de vaca para una evaluación nutricional [1,3,5]. Además, estudios recientes apuntan que la variabilidad puede explicarse por la aparición de versiones sin azúcar y formulaciones enriquecidas, entre otras [19,20,22].</w:t>
       </w:r>
     </w:p>
     <w:p>
@@ -310,592 +25,43 @@
         <w:jc w:val="both"/>
         <w:rPr>
           <w:rFonts w:ascii="Palatino Linotype" w:hAnsi="Palatino Linotype"/>
-          <w:lang w:val="es-ES"/>
+          <w:sz w:val="20"/>
+          <w:szCs w:val="20"/>
         </w:rPr>
       </w:pPr>
-      <w:r>
-        <w:rPr>
-          <w:rFonts w:ascii="Palatino Linotype" w:hAnsi="Palatino Linotype"/>
-          <w:lang w:val="es-ES"/>
-        </w:rPr>
-        <w:t xml:space="preserve">En este contexto, es necesario realizar una comparación entre estas bebidas y la leche de vaca, considerada un referente nutricional de los lácteos. </w:t>
-      </w:r>
-      <w:r>
-        <w:rPr>
-          <w:rFonts w:ascii="Palatino Linotype" w:hAnsi="Palatino Linotype"/>
-          <w:lang w:val="es-ES"/>
-        </w:rPr>
-        <w:t xml:space="preserve">La leche de vaca </w:t>
-      </w:r>
-      <w:r>
-        <w:rPr>
-          <w:rFonts w:ascii="Palatino Linotype" w:hAnsi="Palatino Linotype"/>
-          <w:lang w:val="es-ES"/>
-        </w:rPr>
-        <w:t xml:space="preserve">tiene un rol muy importante en la nutrición humana debido a sus proteínas de alta calidad, micronutrientes esenciales, vitaminas y minerales [4,5]. </w:t>
-      </w:r>
-      <w:r>
-        <w:rPr>
-          <w:rFonts w:ascii="Palatino Linotype" w:hAnsi="Palatino Linotype"/>
-          <w:lang w:val="es-ES"/>
-        </w:rPr>
-        <w:t>Sin embargo,</w:t>
-      </w:r>
-      <w:r>
-        <w:rPr>
-          <w:rFonts w:ascii="Palatino Linotype" w:hAnsi="Palatino Linotype"/>
-          <w:lang w:val="es-ES"/>
-        </w:rPr>
-        <w:t xml:space="preserve"> su consumo se ve limitado en determinados grupos de población por su contenido en lactosa y grasas saturadas [4].  Las variantes de leche de vaca entera, semidesnatada y desnatada tienen un perfil nutricional comparable en cuanto al contenido proteico, con una diferencia principal en el contenido graso y energético</w:t>
-      </w:r>
-      <w:r>
-        <w:rPr>
-          <w:rFonts w:ascii="Palatino Linotype" w:hAnsi="Palatino Linotype"/>
-          <w:lang w:val="es-ES"/>
-        </w:rPr>
-        <w:t>, lo que permite agruparlas</w:t>
-      </w:r>
-      <w:r>
-        <w:rPr>
-          <w:rFonts w:ascii="Palatino Linotype" w:hAnsi="Palatino Linotype"/>
-          <w:lang w:val="es-ES"/>
-        </w:rPr>
-        <w:t xml:space="preserve"> en una única categoría con un fin comparativo [4]. Las bebidas vegetales, por su lado, tienen un perfil nutricional diverso: las bebidas de avena y </w:t>
-      </w:r>
-      <w:r>
-        <w:rPr>
-          <w:rFonts w:ascii="Palatino Linotype" w:hAnsi="Palatino Linotype"/>
-          <w:lang w:val="es-ES"/>
-        </w:rPr>
-        <w:t xml:space="preserve">las bebidas de </w:t>
-      </w:r>
-      <w:r>
-        <w:rPr>
-          <w:rFonts w:ascii="Palatino Linotype" w:hAnsi="Palatino Linotype"/>
-          <w:lang w:val="es-ES"/>
-        </w:rPr>
-        <w:t>almendra suelen presentar un menor contenido energético y mayor variabilidad en el contenido de azúcares añadidos, mientras que la</w:t>
-      </w:r>
-      <w:r>
-        <w:rPr>
-          <w:rFonts w:ascii="Palatino Linotype" w:hAnsi="Palatino Linotype"/>
-          <w:lang w:val="es-ES"/>
-        </w:rPr>
-        <w:t>s</w:t>
-      </w:r>
-      <w:r>
-        <w:rPr>
-          <w:rFonts w:ascii="Palatino Linotype" w:hAnsi="Palatino Linotype"/>
-          <w:lang w:val="es-ES"/>
-        </w:rPr>
-        <w:t xml:space="preserve"> bebida</w:t>
-      </w:r>
-      <w:r>
-        <w:rPr>
-          <w:rFonts w:ascii="Palatino Linotype" w:hAnsi="Palatino Linotype"/>
-          <w:lang w:val="es-ES"/>
-        </w:rPr>
-        <w:t>s</w:t>
-      </w:r>
-      <w:r>
-        <w:rPr>
-          <w:rFonts w:ascii="Palatino Linotype" w:hAnsi="Palatino Linotype"/>
-          <w:lang w:val="es-ES"/>
-        </w:rPr>
-        <w:t xml:space="preserve"> de soja suele</w:t>
-      </w:r>
-      <w:r>
-        <w:rPr>
-          <w:rFonts w:ascii="Palatino Linotype" w:hAnsi="Palatino Linotype"/>
-          <w:lang w:val="es-ES"/>
-        </w:rPr>
-        <w:t>n</w:t>
-      </w:r>
-      <w:r>
-        <w:rPr>
-          <w:rFonts w:ascii="Palatino Linotype" w:hAnsi="Palatino Linotype"/>
-          <w:lang w:val="es-ES"/>
-        </w:rPr>
-        <w:t xml:space="preserve"> ser la más proteica</w:t>
-      </w:r>
-      <w:r>
-        <w:rPr>
-          <w:rFonts w:ascii="Palatino Linotype" w:hAnsi="Palatino Linotype"/>
-          <w:lang w:val="es-ES"/>
-        </w:rPr>
-        <w:t>s</w:t>
-      </w:r>
-      <w:r>
-        <w:rPr>
-          <w:rFonts w:ascii="Palatino Linotype" w:hAnsi="Palatino Linotype"/>
-          <w:lang w:val="es-ES"/>
-        </w:rPr>
-        <w:t xml:space="preserve"> [2,5]. Estas diferencias pueden suponer inconvenientes </w:t>
-      </w:r>
-      <w:r>
-        <w:rPr>
-          <w:rFonts w:ascii="Palatino Linotype" w:hAnsi="Palatino Linotype"/>
-          <w:lang w:val="es-ES"/>
-        </w:rPr>
-        <w:t>nutricionales en</w:t>
-      </w:r>
-      <w:r>
-        <w:rPr>
-          <w:rFonts w:ascii="Palatino Linotype" w:hAnsi="Palatino Linotype"/>
-          <w:lang w:val="es-ES"/>
-        </w:rPr>
-        <w:t xml:space="preserve"> la población infantil o en personas que tienen las bebidas vegetales como sustitutas de la leche de origen animal [6].</w:t>
-      </w:r>
     </w:p>
     <w:p>
       <w:pPr>
         <w:jc w:val="both"/>
         <w:rPr>
           <w:rFonts w:ascii="Palatino Linotype" w:hAnsi="Palatino Linotype"/>
-          <w:lang w:val="es-ES"/>
+          <w:sz w:val="20"/>
+          <w:szCs w:val="20"/>
         </w:rPr>
       </w:pPr>
       <w:r>
         <w:rPr>
           <w:rFonts w:ascii="Palatino Linotype" w:hAnsi="Palatino Linotype"/>
-          <w:lang w:val="es-ES"/>
-        </w:rPr>
-        <w:t xml:space="preserve">Estas diferencias pueden interpretarse gracias a </w:t>
-      </w:r>
-      <w:r>
-        <w:rPr>
-          <w:rFonts w:ascii="Palatino Linotype" w:hAnsi="Palatino Linotype"/>
-          <w:lang w:val="es-ES"/>
-        </w:rPr>
-        <w:t xml:space="preserve">los sistemas de clasificación nutricional, como el </w:t>
-      </w:r>
-      <w:proofErr w:type="spellStart"/>
-      <w:r>
-        <w:rPr>
-          <w:rFonts w:ascii="Palatino Linotype" w:hAnsi="Palatino Linotype"/>
-          <w:lang w:val="es-ES"/>
-        </w:rPr>
-        <w:t>Nutri</w:t>
-      </w:r>
-      <w:proofErr w:type="spellEnd"/>
-      <w:r>
-        <w:rPr>
-          <w:rFonts w:ascii="Palatino Linotype" w:hAnsi="Palatino Linotype"/>
-          <w:lang w:val="es-ES"/>
-        </w:rPr>
-        <w:t xml:space="preserve">-Score, </w:t>
-      </w:r>
-      <w:r>
-        <w:rPr>
-          <w:rFonts w:ascii="Palatino Linotype" w:hAnsi="Palatino Linotype"/>
-          <w:lang w:val="es-ES"/>
-        </w:rPr>
-        <w:t xml:space="preserve">que </w:t>
-      </w:r>
-      <w:r>
-        <w:rPr>
-          <w:rFonts w:ascii="Palatino Linotype" w:hAnsi="Palatino Linotype"/>
-          <w:lang w:val="es-ES"/>
-        </w:rPr>
-        <w:t xml:space="preserve">se han consolidado como herramientas útiles para comunicar la calidad nutricional de los alimentos de una forma sencilla [7,8]. El </w:t>
-      </w:r>
-      <w:proofErr w:type="spellStart"/>
-      <w:r>
-        <w:rPr>
-          <w:rFonts w:ascii="Palatino Linotype" w:hAnsi="Palatino Linotype"/>
-          <w:lang w:val="es-ES"/>
-        </w:rPr>
-        <w:t>Nutri</w:t>
-      </w:r>
-      <w:proofErr w:type="spellEnd"/>
-      <w:r>
-        <w:rPr>
-          <w:rFonts w:ascii="Palatino Linotype" w:hAnsi="Palatino Linotype"/>
-          <w:lang w:val="es-ES"/>
-        </w:rPr>
-        <w:t xml:space="preserve">-Score se basa en un algoritmo </w:t>
-      </w:r>
-      <w:r>
-        <w:rPr>
-          <w:rFonts w:ascii="Palatino Linotype" w:hAnsi="Palatino Linotype"/>
-          <w:lang w:val="es-ES"/>
-        </w:rPr>
-        <w:t>público</w:t>
-      </w:r>
-      <w:r>
-        <w:rPr>
-          <w:rFonts w:ascii="Palatino Linotype" w:hAnsi="Palatino Linotype"/>
-          <w:lang w:val="es-ES"/>
-        </w:rPr>
-        <w:t xml:space="preserve"> derivado del sistema FSA-NPS (</w:t>
-      </w:r>
-      <w:proofErr w:type="spellStart"/>
-      <w:r>
-        <w:rPr>
-          <w:rFonts w:ascii="Palatino Linotype" w:hAnsi="Palatino Linotype"/>
-          <w:i/>
-          <w:iCs/>
-          <w:lang w:val="es-ES"/>
-        </w:rPr>
-        <w:t>Food</w:t>
-      </w:r>
-      <w:proofErr w:type="spellEnd"/>
-      <w:r>
-        <w:rPr>
-          <w:rFonts w:ascii="Palatino Linotype" w:hAnsi="Palatino Linotype"/>
-          <w:i/>
-          <w:iCs/>
-          <w:lang w:val="es-ES"/>
-        </w:rPr>
-        <w:t xml:space="preserve"> </w:t>
-      </w:r>
-      <w:proofErr w:type="spellStart"/>
-      <w:r>
-        <w:rPr>
-          <w:rFonts w:ascii="Palatino Linotype" w:hAnsi="Palatino Linotype"/>
-          <w:i/>
-          <w:iCs/>
-          <w:lang w:val="es-ES"/>
-        </w:rPr>
-        <w:t>Standards</w:t>
-      </w:r>
-      <w:proofErr w:type="spellEnd"/>
-      <w:r>
-        <w:rPr>
-          <w:rFonts w:ascii="Palatino Linotype" w:hAnsi="Palatino Linotype"/>
-          <w:i/>
-          <w:iCs/>
-          <w:lang w:val="es-ES"/>
-        </w:rPr>
-        <w:t xml:space="preserve"> Agency </w:t>
-      </w:r>
-      <w:proofErr w:type="spellStart"/>
-      <w:r>
-        <w:rPr>
-          <w:rFonts w:ascii="Palatino Linotype" w:hAnsi="Palatino Linotype"/>
-          <w:i/>
-          <w:iCs/>
-          <w:lang w:val="es-ES"/>
-        </w:rPr>
-        <w:t>Nutrient</w:t>
-      </w:r>
-      <w:proofErr w:type="spellEnd"/>
-      <w:r>
-        <w:rPr>
-          <w:rFonts w:ascii="Palatino Linotype" w:hAnsi="Palatino Linotype"/>
-          <w:i/>
-          <w:iCs/>
-          <w:lang w:val="es-ES"/>
-        </w:rPr>
-        <w:t xml:space="preserve"> </w:t>
-      </w:r>
-      <w:proofErr w:type="spellStart"/>
-      <w:r>
-        <w:rPr>
-          <w:rFonts w:ascii="Palatino Linotype" w:hAnsi="Palatino Linotype"/>
-          <w:i/>
-          <w:iCs/>
-          <w:lang w:val="es-ES"/>
-        </w:rPr>
-        <w:t>Profiling</w:t>
-      </w:r>
-      <w:proofErr w:type="spellEnd"/>
-      <w:r>
-        <w:rPr>
-          <w:rFonts w:ascii="Palatino Linotype" w:hAnsi="Palatino Linotype"/>
-          <w:i/>
-          <w:iCs/>
-          <w:lang w:val="es-ES"/>
-        </w:rPr>
-        <w:t xml:space="preserve"> </w:t>
-      </w:r>
-      <w:proofErr w:type="spellStart"/>
-      <w:r>
-        <w:rPr>
-          <w:rFonts w:ascii="Palatino Linotype" w:hAnsi="Palatino Linotype"/>
-          <w:i/>
-          <w:iCs/>
-          <w:lang w:val="es-ES"/>
-        </w:rPr>
-        <w:t>System</w:t>
-      </w:r>
-      <w:proofErr w:type="spellEnd"/>
-      <w:r>
-        <w:rPr>
-          <w:rFonts w:ascii="Palatino Linotype" w:hAnsi="Palatino Linotype"/>
-          <w:lang w:val="es-ES"/>
-        </w:rPr>
-        <w:t>), el cual evalúa los alimentos por 100</w:t>
-      </w:r>
-      <w:r>
-        <w:rPr>
-          <w:rFonts w:ascii="Palatino Linotype" w:hAnsi="Palatino Linotype"/>
-          <w:lang w:val="es-ES"/>
-        </w:rPr>
-        <w:t xml:space="preserve"> </w:t>
-      </w:r>
-      <w:r>
-        <w:rPr>
-          <w:rFonts w:ascii="Palatino Linotype" w:hAnsi="Palatino Linotype"/>
-          <w:lang w:val="es-ES"/>
-        </w:rPr>
-        <w:t>g o 100</w:t>
-      </w:r>
-      <w:r>
-        <w:rPr>
-          <w:rFonts w:ascii="Palatino Linotype" w:hAnsi="Palatino Linotype"/>
-          <w:lang w:val="es-ES"/>
-        </w:rPr>
-        <w:t xml:space="preserve"> </w:t>
-      </w:r>
-      <w:proofErr w:type="spellStart"/>
-      <w:r>
-        <w:rPr>
-          <w:rFonts w:ascii="Palatino Linotype" w:hAnsi="Palatino Linotype"/>
-          <w:lang w:val="es-ES"/>
-        </w:rPr>
-        <w:t>mL</w:t>
-      </w:r>
-      <w:proofErr w:type="spellEnd"/>
-      <w:r>
-        <w:rPr>
-          <w:rFonts w:ascii="Palatino Linotype" w:hAnsi="Palatino Linotype"/>
-          <w:lang w:val="es-ES"/>
-        </w:rPr>
-        <w:t>. Este algoritmo</w:t>
-      </w:r>
-      <w:r>
-        <w:rPr>
-          <w:rFonts w:ascii="Palatino Linotype" w:hAnsi="Palatino Linotype"/>
-          <w:lang w:val="es-ES"/>
-        </w:rPr>
-        <w:t xml:space="preserve"> asigna puntos negativos al contenido energético, las grasas saturadas</w:t>
-      </w:r>
-      <w:r>
-        <w:rPr>
-          <w:rFonts w:ascii="Palatino Linotype" w:hAnsi="Palatino Linotype"/>
-          <w:lang w:val="es-ES"/>
-        </w:rPr>
-        <w:t>,</w:t>
-      </w:r>
-      <w:r>
-        <w:rPr>
-          <w:rFonts w:ascii="Palatino Linotype" w:hAnsi="Palatino Linotype"/>
-          <w:lang w:val="es-ES"/>
-        </w:rPr>
-        <w:t xml:space="preserve"> los azúcares</w:t>
-      </w:r>
-      <w:r>
-        <w:rPr>
-          <w:rFonts w:ascii="Palatino Linotype" w:hAnsi="Palatino Linotype"/>
-          <w:lang w:val="es-ES"/>
-        </w:rPr>
-        <w:t xml:space="preserve"> y el sodio</w:t>
-      </w:r>
-      <w:r>
-        <w:rPr>
-          <w:rFonts w:ascii="Palatino Linotype" w:hAnsi="Palatino Linotype"/>
-          <w:lang w:val="es-ES"/>
-        </w:rPr>
-        <w:t>, y puntos positivos a las proteínas</w:t>
-      </w:r>
-      <w:r>
-        <w:rPr>
-          <w:rFonts w:ascii="Palatino Linotype" w:hAnsi="Palatino Linotype"/>
-          <w:lang w:val="es-ES"/>
-        </w:rPr>
-        <w:t xml:space="preserve">, </w:t>
-      </w:r>
-      <w:r>
-        <w:rPr>
-          <w:rFonts w:ascii="Palatino Linotype" w:hAnsi="Palatino Linotype"/>
-          <w:lang w:val="es-ES"/>
-        </w:rPr>
-        <w:t xml:space="preserve">la fibra, </w:t>
-      </w:r>
-      <w:r>
-        <w:rPr>
-          <w:rFonts w:ascii="Palatino Linotype" w:hAnsi="Palatino Linotype"/>
-          <w:lang w:val="es-ES"/>
-        </w:rPr>
-        <w:t xml:space="preserve">las verduras, las legumbres y la fruta, </w:t>
-      </w:r>
-      <w:r>
-        <w:rPr>
-          <w:rFonts w:ascii="Palatino Linotype" w:hAnsi="Palatino Linotype"/>
-          <w:lang w:val="es-ES"/>
-        </w:rPr>
-        <w:t>generando una puntuación global</w:t>
-      </w:r>
-      <w:r>
-        <w:rPr>
-          <w:rFonts w:ascii="Palatino Linotype" w:hAnsi="Palatino Linotype"/>
-          <w:lang w:val="es-ES"/>
-        </w:rPr>
-        <w:t xml:space="preserve"> a partir del balance entre ambos</w:t>
-      </w:r>
-      <w:r>
-        <w:rPr>
-          <w:rFonts w:ascii="Palatino Linotype" w:hAnsi="Palatino Linotype"/>
-          <w:lang w:val="es-ES"/>
-        </w:rPr>
-        <w:t xml:space="preserve"> grupos de componentes </w:t>
-      </w:r>
-      <w:r>
-        <w:rPr>
-          <w:rFonts w:ascii="Palatino Linotype" w:hAnsi="Palatino Linotype"/>
-          <w:lang w:val="es-ES"/>
-        </w:rPr>
-        <w:t xml:space="preserve">con una escala de 5 categorías (A-E). La </w:t>
-      </w:r>
-      <w:r>
-        <w:rPr>
-          <w:rFonts w:ascii="Palatino Linotype" w:hAnsi="Palatino Linotype"/>
-          <w:lang w:val="es-ES"/>
-        </w:rPr>
-        <w:t>A</w:t>
-      </w:r>
-      <w:r>
-        <w:rPr>
-          <w:rFonts w:ascii="Palatino Linotype" w:hAnsi="Palatino Linotype"/>
-          <w:lang w:val="es-ES"/>
-        </w:rPr>
-        <w:t xml:space="preserve"> indica </w:t>
-      </w:r>
-      <w:r>
-        <w:rPr>
-          <w:rFonts w:ascii="Palatino Linotype" w:hAnsi="Palatino Linotype"/>
-          <w:lang w:val="es-ES"/>
-        </w:rPr>
-        <w:t xml:space="preserve">una </w:t>
-      </w:r>
-      <w:r>
-        <w:rPr>
-          <w:rFonts w:ascii="Palatino Linotype" w:hAnsi="Palatino Linotype"/>
-          <w:lang w:val="es-ES"/>
-        </w:rPr>
-        <w:t xml:space="preserve">mejor calidad nutricional y </w:t>
-      </w:r>
-      <w:r>
-        <w:rPr>
-          <w:rFonts w:ascii="Palatino Linotype" w:hAnsi="Palatino Linotype"/>
-          <w:lang w:val="es-ES"/>
-        </w:rPr>
-        <w:t xml:space="preserve">la E </w:t>
-      </w:r>
-      <w:r>
-        <w:rPr>
-          <w:rFonts w:ascii="Palatino Linotype" w:hAnsi="Palatino Linotype"/>
-          <w:lang w:val="es-ES"/>
-        </w:rPr>
-        <w:t xml:space="preserve">una calidad nutricional </w:t>
-      </w:r>
-      <w:r>
-        <w:rPr>
-          <w:rFonts w:ascii="Palatino Linotype" w:hAnsi="Palatino Linotype"/>
-          <w:lang w:val="es-ES"/>
-        </w:rPr>
-        <w:t xml:space="preserve">menos favorable [8]. </w:t>
-      </w:r>
-      <w:r>
-        <w:rPr>
-          <w:rFonts w:ascii="Palatino Linotype" w:hAnsi="Palatino Linotype"/>
-          <w:lang w:val="es-ES"/>
-        </w:rPr>
-        <w:t xml:space="preserve">Durante los últimos años el sistema </w:t>
-      </w:r>
-      <w:proofErr w:type="spellStart"/>
-      <w:r>
-        <w:rPr>
-          <w:rFonts w:ascii="Palatino Linotype" w:hAnsi="Palatino Linotype"/>
-          <w:lang w:val="es-ES"/>
-        </w:rPr>
-        <w:t>Nutri</w:t>
-      </w:r>
-      <w:proofErr w:type="spellEnd"/>
-      <w:r>
-        <w:rPr>
-          <w:rFonts w:ascii="Palatino Linotype" w:hAnsi="Palatino Linotype"/>
-          <w:lang w:val="es-ES"/>
-        </w:rPr>
-        <w:t>-Score ha ido actualizándose para mejorar la comunicación nutricional</w:t>
-      </w:r>
-      <w:r>
-        <w:rPr>
-          <w:rFonts w:ascii="Palatino Linotype" w:hAnsi="Palatino Linotype"/>
-          <w:lang w:val="es-ES"/>
-        </w:rPr>
-        <w:t xml:space="preserve"> </w:t>
-      </w:r>
-      <w:r>
-        <w:rPr>
-          <w:rFonts w:ascii="Palatino Linotype" w:hAnsi="Palatino Linotype"/>
-          <w:lang w:val="es-ES"/>
-        </w:rPr>
-        <w:t>[15]</w:t>
-      </w:r>
-      <w:r>
-        <w:rPr>
-          <w:rFonts w:ascii="Palatino Linotype" w:hAnsi="Palatino Linotype"/>
-          <w:lang w:val="es-ES"/>
-        </w:rPr>
-        <w:t xml:space="preserve">. </w:t>
-      </w:r>
-      <w:r>
-        <w:rPr>
-          <w:rFonts w:ascii="Palatino Linotype" w:hAnsi="Palatino Linotype"/>
-          <w:lang w:val="es-ES"/>
-        </w:rPr>
-        <w:t>Asimismo</w:t>
-      </w:r>
-      <w:r>
-        <w:rPr>
-          <w:rFonts w:ascii="Palatino Linotype" w:hAnsi="Palatino Linotype"/>
-          <w:lang w:val="es-ES"/>
-        </w:rPr>
-        <w:t xml:space="preserve">, varios estudios epidemiológicos han relacionado perfiles nutricionales menos favorables con un mayor riesgo de obesidad y enfermedad cardiovascular [18]. </w:t>
-      </w:r>
-      <w:r>
-        <w:rPr>
-          <w:rFonts w:ascii="Palatino Linotype" w:hAnsi="Palatino Linotype"/>
-          <w:lang w:val="es-ES"/>
-        </w:rPr>
-        <w:t>Dado que</w:t>
-      </w:r>
-      <w:r>
-        <w:rPr>
-          <w:rFonts w:ascii="Palatino Linotype" w:hAnsi="Palatino Linotype"/>
-          <w:lang w:val="es-ES"/>
-        </w:rPr>
-        <w:t xml:space="preserve"> los nutrientes incluidos en este sistema </w:t>
-      </w:r>
-      <w:r>
-        <w:rPr>
-          <w:rFonts w:ascii="Palatino Linotype" w:hAnsi="Palatino Linotype"/>
-          <w:lang w:val="es-ES"/>
-        </w:rPr>
-        <w:t>coinciden</w:t>
-      </w:r>
-      <w:r>
-        <w:rPr>
-          <w:rFonts w:ascii="Palatino Linotype" w:hAnsi="Palatino Linotype"/>
-          <w:lang w:val="es-ES"/>
-        </w:rPr>
-        <w:t xml:space="preserve"> en gran medida </w:t>
-      </w:r>
-      <w:r>
-        <w:rPr>
-          <w:rFonts w:ascii="Palatino Linotype" w:hAnsi="Palatino Linotype"/>
-          <w:lang w:val="es-ES"/>
-        </w:rPr>
-        <w:t xml:space="preserve">con </w:t>
-      </w:r>
-      <w:r>
-        <w:rPr>
-          <w:rFonts w:ascii="Palatino Linotype" w:hAnsi="Palatino Linotype"/>
-          <w:lang w:val="es-ES"/>
-        </w:rPr>
-        <w:t>los analizados en este estudio, se considera un marco de referencia adecuado para interpretar las diferencias nutricionales entre la leche de vaca y las bebidas vegetales.</w:t>
+          <w:sz w:val="20"/>
+          <w:szCs w:val="20"/>
+        </w:rPr>
+        <w:t>En este contexto, es necesario realizar una comparación entre estas bebidas y la leche de vaca, considerada un referente nutricional de los lácteos. La leche de vaca tiene un rol muy importante en la nutrición humana debido a sus proteínas de alta calidad, micronutrientes esenciales, vitaminas y minerales [4,5]. Sin embargo, su consumo se ve limitado en determinados grupos de población por su contenido en lactosa y grasas saturadas [4].  Las variantes de leche de vaca entera, semidesnatada y desnatada tienen un perfil nutricional comparable e</w:t>
+      </w:r>
+      <w:r>
+        <w:rPr>
+          <w:rFonts w:ascii="Palatino Linotype" w:hAnsi="Palatino Linotype"/>
+          <w:sz w:val="20"/>
+          <w:szCs w:val="20"/>
+        </w:rPr>
+        <w:t xml:space="preserve">n lo que respecta </w:t>
+      </w:r>
+      <w:r>
+        <w:rPr>
+          <w:rFonts w:ascii="Palatino Linotype" w:hAnsi="Palatino Linotype"/>
+          <w:sz w:val="20"/>
+          <w:szCs w:val="20"/>
+        </w:rPr>
+        <w:t>al contenido proteico, con una diferencia principal en el contenido graso y energético, lo que permite agruparlas en una única categoría con un fin comparativo [4]. Las bebidas vegetales, por su lado, tienen un perfil nutricional diverso: las bebidas de avena y las bebidas de almendra suelen presentar un menor contenido energético y mayor variabilidad en el contenido de azúcares añadidos, mientras que las bebidas de soja suelen ser la más proteicas [2,5]. Estas diferencias pueden suponer inconvenientes nutricionales en la población infantil o en personas que tienen las bebidas vegetales como sustitutas de la leche de origen animal [6].</w:t>
       </w:r>
     </w:p>
     <w:p>
@@ -903,180 +69,63 @@
         <w:jc w:val="both"/>
         <w:rPr>
           <w:rFonts w:ascii="Palatino Linotype" w:hAnsi="Palatino Linotype"/>
-          <w:lang w:val="es-ES"/>
+          <w:sz w:val="20"/>
+          <w:szCs w:val="20"/>
         </w:rPr>
       </w:pPr>
-      <w:r>
-        <w:rPr>
-          <w:rFonts w:ascii="Palatino Linotype" w:hAnsi="Palatino Linotype"/>
-          <w:lang w:val="es-ES"/>
-        </w:rPr>
-        <w:lastRenderedPageBreak/>
-        <w:t xml:space="preserve">De forma paralela, para analizar estas diferencias se requiere de fuentes de datos amplias y actualizadas. </w:t>
-      </w:r>
-      <w:r>
-        <w:rPr>
-          <w:rFonts w:ascii="Palatino Linotype" w:hAnsi="Palatino Linotype"/>
-          <w:lang w:val="es-ES"/>
-        </w:rPr>
-        <w:t xml:space="preserve">El uso de bases de datos abiertas como Open </w:t>
-      </w:r>
-      <w:proofErr w:type="spellStart"/>
-      <w:r>
-        <w:rPr>
-          <w:rFonts w:ascii="Palatino Linotype" w:hAnsi="Palatino Linotype"/>
-          <w:lang w:val="es-ES"/>
-        </w:rPr>
-        <w:t>Food</w:t>
-      </w:r>
-      <w:proofErr w:type="spellEnd"/>
-      <w:r>
-        <w:rPr>
-          <w:rFonts w:ascii="Palatino Linotype" w:hAnsi="Palatino Linotype"/>
-          <w:lang w:val="es-ES"/>
-        </w:rPr>
-        <w:t xml:space="preserve"> </w:t>
-      </w:r>
-      <w:proofErr w:type="spellStart"/>
-      <w:r>
-        <w:rPr>
-          <w:rFonts w:ascii="Palatino Linotype" w:hAnsi="Palatino Linotype"/>
-          <w:lang w:val="es-ES"/>
-        </w:rPr>
-        <w:t>Facts</w:t>
-      </w:r>
-      <w:proofErr w:type="spellEnd"/>
-      <w:r>
-        <w:rPr>
-          <w:rFonts w:ascii="Palatino Linotype" w:hAnsi="Palatino Linotype"/>
-          <w:lang w:val="es-ES"/>
-        </w:rPr>
-        <w:t xml:space="preserve"> </w:t>
-      </w:r>
-      <w:r>
-        <w:rPr>
-          <w:rFonts w:ascii="Palatino Linotype" w:hAnsi="Palatino Linotype"/>
-          <w:lang w:val="es-ES"/>
-        </w:rPr>
-        <w:t xml:space="preserve">permite analizar un elevado número de productos alimentarios disponibles en el mercado y cada vez se utilizan más para estudios de evaluación nutricional [10]. Aunque estas bases de datos pueden presentar limitaciones relacionadas con la completitud y consistencia de los datos, estudios previos han demostrado su utilidad para el </w:t>
-      </w:r>
-      <w:r>
-        <w:rPr>
-          <w:rFonts w:ascii="Palatino Linotype" w:hAnsi="Palatino Linotype"/>
-          <w:lang w:val="es-ES"/>
-        </w:rPr>
-        <w:t>análisis</w:t>
-      </w:r>
-      <w:r>
-        <w:rPr>
-          <w:rFonts w:ascii="Palatino Linotype" w:hAnsi="Palatino Linotype"/>
-          <w:lang w:val="es-ES"/>
-        </w:rPr>
-        <w:t>,</w:t>
-      </w:r>
-      <w:r>
-        <w:rPr>
-          <w:rFonts w:ascii="Palatino Linotype" w:hAnsi="Palatino Linotype"/>
-          <w:lang w:val="es-ES"/>
-        </w:rPr>
-        <w:t xml:space="preserve"> la</w:t>
-      </w:r>
-      <w:r>
-        <w:rPr>
-          <w:rFonts w:ascii="Palatino Linotype" w:hAnsi="Palatino Linotype"/>
-          <w:lang w:val="es-ES"/>
-        </w:rPr>
-        <w:t xml:space="preserve"> evaluación nutricional de la oferta alimentaria</w:t>
-      </w:r>
-      <w:r>
-        <w:rPr>
-          <w:rFonts w:ascii="Palatino Linotype" w:hAnsi="Palatino Linotype"/>
-          <w:lang w:val="es-ES"/>
-        </w:rPr>
-        <w:t xml:space="preserve"> y la monitorización de la variabilidad entre productos</w:t>
-      </w:r>
-      <w:r>
-        <w:rPr>
-          <w:rFonts w:ascii="Palatino Linotype" w:hAnsi="Palatino Linotype"/>
-          <w:lang w:val="es-ES"/>
-        </w:rPr>
-        <w:t xml:space="preserve"> [9</w:t>
-      </w:r>
-      <w:r>
-        <w:rPr>
-          <w:rFonts w:ascii="Palatino Linotype" w:hAnsi="Palatino Linotype"/>
-          <w:lang w:val="es-ES"/>
-        </w:rPr>
-        <w:t>,11,12,21</w:t>
-      </w:r>
-      <w:r>
-        <w:rPr>
-          <w:rFonts w:ascii="Palatino Linotype" w:hAnsi="Palatino Linotype"/>
-          <w:lang w:val="es-ES"/>
-        </w:rPr>
-        <w:t>].</w:t>
-      </w:r>
     </w:p>
     <w:p>
       <w:pPr>
         <w:jc w:val="both"/>
         <w:rPr>
           <w:rFonts w:ascii="Palatino Linotype" w:hAnsi="Palatino Linotype"/>
-          <w:lang w:val="es-ES"/>
+          <w:sz w:val="20"/>
+          <w:szCs w:val="20"/>
         </w:rPr>
       </w:pPr>
       <w:r>
         <w:rPr>
           <w:rFonts w:ascii="Palatino Linotype" w:hAnsi="Palatino Linotype"/>
-          <w:lang w:val="es-ES"/>
-        </w:rPr>
-        <w:t>Con este contexto, el objetivo del estudio es realizar un análisis comparativo del valor energético y el contenido en grasas</w:t>
-      </w:r>
-      <w:r>
-        <w:rPr>
-          <w:rFonts w:ascii="Palatino Linotype" w:hAnsi="Palatino Linotype"/>
-          <w:lang w:val="es-ES"/>
-        </w:rPr>
-        <w:t xml:space="preserve"> totales</w:t>
-      </w:r>
-      <w:r>
-        <w:rPr>
-          <w:rFonts w:ascii="Palatino Linotype" w:hAnsi="Palatino Linotype"/>
-          <w:lang w:val="es-ES"/>
-        </w:rPr>
-        <w:t xml:space="preserve">, grasas saturadas, azúcares y proteínas entre la leche de vaca y las bebidas vegetales de avena, soja y almendra a partir de datos abiertos disponibles en Open </w:t>
+          <w:sz w:val="20"/>
+          <w:szCs w:val="20"/>
+        </w:rPr>
+        <w:t xml:space="preserve">Estas diferencias pueden interpretarse gracias a los sistemas de clasificación nutricional, como el </w:t>
       </w:r>
       <w:proofErr w:type="spellStart"/>
       <w:r>
         <w:rPr>
           <w:rFonts w:ascii="Palatino Linotype" w:hAnsi="Palatino Linotype"/>
-          <w:lang w:val="es-ES"/>
-        </w:rPr>
-        <w:t>Food</w:t>
+          <w:sz w:val="20"/>
+          <w:szCs w:val="20"/>
+        </w:rPr>
+        <w:t>Nutri</w:t>
       </w:r>
       <w:proofErr w:type="spellEnd"/>
       <w:r>
         <w:rPr>
           <w:rFonts w:ascii="Palatino Linotype" w:hAnsi="Palatino Linotype"/>
-          <w:lang w:val="es-ES"/>
-        </w:rPr>
-        <w:t xml:space="preserve"> </w:t>
+          <w:sz w:val="20"/>
+          <w:szCs w:val="20"/>
+        </w:rPr>
+        <w:t xml:space="preserve">-Score, que se han consolidado como herramientas útiles para comunicar la calidad nutricional de los alimentos de una forma sencilla [7,8]. El </w:t>
       </w:r>
       <w:proofErr w:type="spellStart"/>
       <w:r>
         <w:rPr>
           <w:rFonts w:ascii="Palatino Linotype" w:hAnsi="Palatino Linotype"/>
-          <w:lang w:val="es-ES"/>
-        </w:rPr>
-        <w:t>Facts</w:t>
+          <w:sz w:val="20"/>
+          <w:szCs w:val="20"/>
+        </w:rPr>
+        <w:t>Nutri</w:t>
       </w:r>
       <w:proofErr w:type="spellEnd"/>
       <w:r>
         <w:rPr>
           <w:rFonts w:ascii="Palatino Linotype" w:hAnsi="Palatino Linotype"/>
-          <w:lang w:val="es-ES"/>
-        </w:rPr>
-        <w:t xml:space="preserve">. También, el desarrollo de un </w:t>
+          <w:sz w:val="20"/>
+          <w:szCs w:val="20"/>
+        </w:rPr>
+        <w:t>-Score se basa en un algoritmo público derivado del sistema FSA-NPS (</w:t>
       </w:r>
       <w:proofErr w:type="spellStart"/>
       <w:r>
@@ -1084,9 +133,10 @@
           <w:rFonts w:ascii="Palatino Linotype" w:hAnsi="Palatino Linotype"/>
           <w:i/>
           <w:iCs/>
-          <w:lang w:val="es-ES"/>
-        </w:rPr>
-        <w:t>scoring</w:t>
+          <w:sz w:val="20"/>
+          <w:szCs w:val="20"/>
+        </w:rPr>
+        <w:t>Food</w:t>
       </w:r>
       <w:proofErr w:type="spellEnd"/>
       <w:r>
@@ -1094,23 +144,132 @@
           <w:rFonts w:ascii="Palatino Linotype" w:hAnsi="Palatino Linotype"/>
           <w:i/>
           <w:iCs/>
-          <w:lang w:val="es-ES"/>
+          <w:sz w:val="20"/>
+          <w:szCs w:val="20"/>
         </w:rPr>
         <w:t xml:space="preserve"> </w:t>
       </w:r>
-      <w:r>
-        <w:rPr>
-          <w:rFonts w:ascii="Palatino Linotype" w:hAnsi="Palatino Linotype"/>
-          <w:lang w:val="es-ES"/>
-        </w:rPr>
-        <w:t>nutricional propio basado en los nutrientes mencionados, para poder evaluar globalmente el perfil nutricional de los productos analizados</w:t>
-      </w:r>
-      <w:r>
-        <w:rPr>
-          <w:rFonts w:ascii="Palatino Linotype" w:hAnsi="Palatino Linotype"/>
-          <w:lang w:val="es-ES"/>
-        </w:rPr>
-        <w:t>.</w:t>
+      <w:proofErr w:type="spellStart"/>
+      <w:r>
+        <w:rPr>
+          <w:rFonts w:ascii="Palatino Linotype" w:hAnsi="Palatino Linotype"/>
+          <w:i/>
+          <w:iCs/>
+          <w:sz w:val="20"/>
+          <w:szCs w:val="20"/>
+        </w:rPr>
+        <w:t>Standards</w:t>
+      </w:r>
+      <w:proofErr w:type="spellEnd"/>
+      <w:r>
+        <w:rPr>
+          <w:rFonts w:ascii="Palatino Linotype" w:hAnsi="Palatino Linotype"/>
+          <w:i/>
+          <w:iCs/>
+          <w:sz w:val="20"/>
+          <w:szCs w:val="20"/>
+        </w:rPr>
+        <w:t xml:space="preserve"> Agency </w:t>
+      </w:r>
+      <w:proofErr w:type="spellStart"/>
+      <w:r>
+        <w:rPr>
+          <w:rFonts w:ascii="Palatino Linotype" w:hAnsi="Palatino Linotype"/>
+          <w:i/>
+          <w:iCs/>
+          <w:sz w:val="20"/>
+          <w:szCs w:val="20"/>
+        </w:rPr>
+        <w:t>Nutrient</w:t>
+      </w:r>
+      <w:proofErr w:type="spellEnd"/>
+      <w:r>
+        <w:rPr>
+          <w:rFonts w:ascii="Palatino Linotype" w:hAnsi="Palatino Linotype"/>
+          <w:i/>
+          <w:iCs/>
+          <w:sz w:val="20"/>
+          <w:szCs w:val="20"/>
+        </w:rPr>
+        <w:t xml:space="preserve"> </w:t>
+      </w:r>
+      <w:proofErr w:type="spellStart"/>
+      <w:r>
+        <w:rPr>
+          <w:rFonts w:ascii="Palatino Linotype" w:hAnsi="Palatino Linotype"/>
+          <w:i/>
+          <w:iCs/>
+          <w:sz w:val="20"/>
+          <w:szCs w:val="20"/>
+        </w:rPr>
+        <w:t>Profiling</w:t>
+      </w:r>
+      <w:proofErr w:type="spellEnd"/>
+      <w:r>
+        <w:rPr>
+          <w:rFonts w:ascii="Palatino Linotype" w:hAnsi="Palatino Linotype"/>
+          <w:i/>
+          <w:iCs/>
+          <w:sz w:val="20"/>
+          <w:szCs w:val="20"/>
+        </w:rPr>
+        <w:t xml:space="preserve"> </w:t>
+      </w:r>
+      <w:proofErr w:type="spellStart"/>
+      <w:r>
+        <w:rPr>
+          <w:rFonts w:ascii="Palatino Linotype" w:hAnsi="Palatino Linotype"/>
+          <w:i/>
+          <w:iCs/>
+          <w:sz w:val="20"/>
+          <w:szCs w:val="20"/>
+        </w:rPr>
+        <w:t>System</w:t>
+      </w:r>
+      <w:proofErr w:type="spellEnd"/>
+      <w:r>
+        <w:rPr>
+          <w:rFonts w:ascii="Palatino Linotype" w:hAnsi="Palatino Linotype"/>
+          <w:sz w:val="20"/>
+          <w:szCs w:val="20"/>
+        </w:rPr>
+        <w:t xml:space="preserve">), el cual evalúa los alimentos por 100 g o 100 </w:t>
+      </w:r>
+      <w:proofErr w:type="spellStart"/>
+      <w:r>
+        <w:rPr>
+          <w:rFonts w:ascii="Palatino Linotype" w:hAnsi="Palatino Linotype"/>
+          <w:sz w:val="20"/>
+          <w:szCs w:val="20"/>
+        </w:rPr>
+        <w:t>mL</w:t>
+      </w:r>
+      <w:proofErr w:type="spellEnd"/>
+      <w:r>
+        <w:rPr>
+          <w:rFonts w:ascii="Palatino Linotype" w:hAnsi="Palatino Linotype"/>
+          <w:sz w:val="20"/>
+          <w:szCs w:val="20"/>
+        </w:rPr>
+        <w:t xml:space="preserve">. Este algoritmo asigna puntos negativos al contenido energético, las grasas saturadas, los azúcares y el sodio, y puntos positivos a las proteínas, la fibra, las verduras, las legumbres y la fruta, generando una puntuación global a partir del balance entre ambos grupos de componentes con una escala de 5 categorías (A-E). La A indica una mejor calidad nutricional y la E una calidad nutricional menos favorable [8]. Durante los últimos años el sistema </w:t>
+      </w:r>
+      <w:proofErr w:type="spellStart"/>
+      <w:r>
+        <w:rPr>
+          <w:rFonts w:ascii="Palatino Linotype" w:hAnsi="Palatino Linotype"/>
+          <w:sz w:val="20"/>
+          <w:szCs w:val="20"/>
+        </w:rPr>
+        <w:t>Nutri</w:t>
+      </w:r>
+      <w:proofErr w:type="spellEnd"/>
+      <w:r>
+        <w:rPr>
+          <w:rFonts w:ascii="Palatino Linotype" w:hAnsi="Palatino Linotype"/>
+          <w:sz w:val="20"/>
+          <w:szCs w:val="20"/>
+        </w:rPr>
+        <w:t>-Score ha ido actualizándose para mejorar la comunicación nutricional [15]. Asimismo, varios estudios epidemiológicos han relacionado perfiles nutricionales menos favorables con un mayor riesgo de obesidad y enfermedad cardiovascular [18]. Dado que los nutrientes incluidos en este sistema coinciden en gran medida con los analizados en este estudio, se considera un marco de referencia adecuado para interpretar las diferencias nutricionales entre la leche de vaca y las bebidas vegetales.</w:t>
       </w:r>
     </w:p>
     <w:p>
@@ -1118,183 +277,219 @@
         <w:jc w:val="both"/>
         <w:rPr>
           <w:rFonts w:ascii="Palatino Linotype" w:hAnsi="Palatino Linotype"/>
-          <w:lang w:val="es-ES"/>
+          <w:sz w:val="20"/>
+          <w:szCs w:val="20"/>
         </w:rPr>
       </w:pPr>
-      <w:r>
-        <w:rPr>
-          <w:rFonts w:ascii="Palatino Linotype" w:hAnsi="Palatino Linotype"/>
-          <w:lang w:val="es-ES"/>
-        </w:rPr>
-        <w:t>De acuerdo con la literatura científica previa</w:t>
-      </w:r>
-      <w:r>
-        <w:rPr>
-          <w:rFonts w:ascii="Palatino Linotype" w:hAnsi="Palatino Linotype"/>
-          <w:lang w:val="es-ES"/>
-        </w:rPr>
-        <w:t xml:space="preserve"> donde se describen diferencias entre el perfil nutricional de la leche de vaca y las bebidas vegetales,</w:t>
-      </w:r>
-      <w:r>
-        <w:rPr>
-          <w:rFonts w:ascii="Palatino Linotype" w:hAnsi="Palatino Linotype"/>
-          <w:lang w:val="es-ES"/>
-        </w:rPr>
-        <w:t xml:space="preserve"> se formulan las siguientes hipótesis: H1. La leche de vaca mostrará un contenido proteico mayor que las bebidas vegetales de avena, soja y almendra</w:t>
-      </w:r>
-      <w:r>
-        <w:rPr>
-          <w:rFonts w:ascii="Palatino Linotype" w:hAnsi="Palatino Linotype"/>
-          <w:lang w:val="es-ES"/>
-        </w:rPr>
-        <w:t xml:space="preserve"> [3-5</w:t>
-      </w:r>
-      <w:r>
-        <w:rPr>
-          <w:rFonts w:ascii="Palatino Linotype" w:hAnsi="Palatino Linotype"/>
-          <w:lang w:val="es-ES"/>
-        </w:rPr>
-        <w:t>];</w:t>
-      </w:r>
-      <w:r>
-        <w:rPr>
-          <w:rFonts w:ascii="Palatino Linotype" w:hAnsi="Palatino Linotype"/>
-          <w:lang w:val="es-ES"/>
-        </w:rPr>
-        <w:t xml:space="preserve"> H2. Las bebidas vegetales mostrarán un contenido en grasas</w:t>
-      </w:r>
-      <w:r>
-        <w:rPr>
-          <w:rFonts w:ascii="Palatino Linotype" w:hAnsi="Palatino Linotype"/>
-          <w:lang w:val="es-ES"/>
-        </w:rPr>
-        <w:t xml:space="preserve"> </w:t>
-      </w:r>
-      <w:r>
-        <w:rPr>
-          <w:rFonts w:ascii="Palatino Linotype" w:hAnsi="Palatino Linotype"/>
-          <w:lang w:val="es-ES"/>
-        </w:rPr>
-        <w:t xml:space="preserve">totales </w:t>
-      </w:r>
-      <w:r>
-        <w:rPr>
-          <w:rFonts w:ascii="Palatino Linotype" w:hAnsi="Palatino Linotype"/>
-          <w:lang w:val="es-ES"/>
-        </w:rPr>
-        <w:t>menor que la leche de vaca</w:t>
-      </w:r>
-      <w:r>
-        <w:rPr>
-          <w:rFonts w:ascii="Palatino Linotype" w:hAnsi="Palatino Linotype"/>
-          <w:lang w:val="es-ES"/>
-        </w:rPr>
-        <w:t xml:space="preserve"> [4,5];</w:t>
-      </w:r>
-      <w:r>
-        <w:rPr>
-          <w:rFonts w:ascii="Palatino Linotype" w:hAnsi="Palatino Linotype"/>
-          <w:lang w:val="es-ES"/>
-        </w:rPr>
-        <w:t xml:space="preserve"> H3. Las bebidas de almendra y</w:t>
-      </w:r>
-      <w:r>
-        <w:rPr>
-          <w:rFonts w:ascii="Palatino Linotype" w:hAnsi="Palatino Linotype"/>
-          <w:lang w:val="es-ES"/>
-        </w:rPr>
-        <w:t xml:space="preserve"> las bebidas de</w:t>
-      </w:r>
-      <w:r>
-        <w:rPr>
-          <w:rFonts w:ascii="Palatino Linotype" w:hAnsi="Palatino Linotype"/>
-          <w:lang w:val="es-ES"/>
-        </w:rPr>
-        <w:t xml:space="preserve"> avena mostrarán mayor variabilidad y un contenido de azúcares mayor que la</w:t>
-      </w:r>
-      <w:r>
-        <w:rPr>
-          <w:rFonts w:ascii="Palatino Linotype" w:hAnsi="Palatino Linotype"/>
-          <w:lang w:val="es-ES"/>
-        </w:rPr>
-        <w:t>s</w:t>
-      </w:r>
-      <w:r>
-        <w:rPr>
-          <w:rFonts w:ascii="Palatino Linotype" w:hAnsi="Palatino Linotype"/>
-          <w:lang w:val="es-ES"/>
-        </w:rPr>
-        <w:t xml:space="preserve"> bebida</w:t>
-      </w:r>
-      <w:r>
-        <w:rPr>
-          <w:rFonts w:ascii="Palatino Linotype" w:hAnsi="Palatino Linotype"/>
-          <w:lang w:val="es-ES"/>
-        </w:rPr>
-        <w:t xml:space="preserve">s </w:t>
-      </w:r>
-      <w:r>
-        <w:rPr>
-          <w:rFonts w:ascii="Palatino Linotype" w:hAnsi="Palatino Linotype"/>
-          <w:lang w:val="es-ES"/>
-        </w:rPr>
-        <w:t>de soja y la leche de vaca</w:t>
-      </w:r>
-      <w:r>
-        <w:rPr>
-          <w:rFonts w:ascii="Palatino Linotype" w:hAnsi="Palatino Linotype"/>
-          <w:lang w:val="es-ES"/>
-        </w:rPr>
-        <w:t xml:space="preserve"> [2,19,20]</w:t>
-      </w:r>
-      <w:r>
-        <w:rPr>
-          <w:rFonts w:ascii="Palatino Linotype" w:hAnsi="Palatino Linotype"/>
-          <w:lang w:val="es-ES"/>
-        </w:rPr>
-        <w:t xml:space="preserve">; H4. El </w:t>
-      </w:r>
-      <w:proofErr w:type="spellStart"/>
-      <w:r>
-        <w:rPr>
-          <w:rFonts w:ascii="Palatino Linotype" w:hAnsi="Palatino Linotype"/>
-          <w:i/>
-          <w:iCs/>
-          <w:lang w:val="es-ES"/>
-        </w:rPr>
-        <w:t>scoring</w:t>
-      </w:r>
-      <w:proofErr w:type="spellEnd"/>
-      <w:r>
-        <w:rPr>
-          <w:rFonts w:ascii="Palatino Linotype" w:hAnsi="Palatino Linotype"/>
-          <w:i/>
-          <w:iCs/>
-          <w:lang w:val="es-ES"/>
-        </w:rPr>
-        <w:t xml:space="preserve"> </w:t>
-      </w:r>
-      <w:r>
-        <w:rPr>
-          <w:rFonts w:ascii="Palatino Linotype" w:hAnsi="Palatino Linotype"/>
-          <w:lang w:val="es-ES"/>
-        </w:rPr>
-        <w:t xml:space="preserve">nutricional creado </w:t>
-      </w:r>
-      <w:r>
-        <w:rPr>
-          <w:rFonts w:ascii="Palatino Linotype" w:hAnsi="Palatino Linotype"/>
-          <w:lang w:val="es-ES"/>
-        </w:rPr>
-        <w:t>permitirá resumir y diferenciar las categorías de bebidas analizadas por su perfil nutricional.</w:t>
-      </w:r>
     </w:p>
     <w:p>
       <w:pPr>
         <w:jc w:val="both"/>
         <w:rPr>
-          <w:lang w:val="es-ES"/>
-        </w:rPr>
+          <w:rFonts w:ascii="Palatino Linotype" w:hAnsi="Palatino Linotype"/>
+          <w:sz w:val="20"/>
+          <w:szCs w:val="20"/>
+        </w:rPr>
+      </w:pPr>
+      <w:r>
+        <w:rPr>
+          <w:rFonts w:ascii="Palatino Linotype" w:hAnsi="Palatino Linotype"/>
+          <w:sz w:val="20"/>
+          <w:szCs w:val="20"/>
+        </w:rPr>
+        <w:t xml:space="preserve">De forma paralela, para analizar estas diferencias se requiere de fuentes de datos amplias y actualizadas. El uso de bases de datos abiertas como Open </w:t>
+      </w:r>
+      <w:proofErr w:type="spellStart"/>
+      <w:r>
+        <w:rPr>
+          <w:rFonts w:ascii="Palatino Linotype" w:hAnsi="Palatino Linotype"/>
+          <w:sz w:val="20"/>
+          <w:szCs w:val="20"/>
+        </w:rPr>
+        <w:t>Food</w:t>
+      </w:r>
+      <w:proofErr w:type="spellEnd"/>
+      <w:r>
+        <w:rPr>
+          <w:rFonts w:ascii="Palatino Linotype" w:hAnsi="Palatino Linotype"/>
+          <w:sz w:val="20"/>
+          <w:szCs w:val="20"/>
+        </w:rPr>
+        <w:t xml:space="preserve"> </w:t>
+      </w:r>
+      <w:proofErr w:type="spellStart"/>
+      <w:r>
+        <w:rPr>
+          <w:rFonts w:ascii="Palatino Linotype" w:hAnsi="Palatino Linotype"/>
+          <w:sz w:val="20"/>
+          <w:szCs w:val="20"/>
+        </w:rPr>
+        <w:t>Facts</w:t>
+      </w:r>
+      <w:proofErr w:type="spellEnd"/>
+      <w:r>
+        <w:rPr>
+          <w:rFonts w:ascii="Palatino Linotype" w:hAnsi="Palatino Linotype"/>
+          <w:sz w:val="20"/>
+          <w:szCs w:val="20"/>
+        </w:rPr>
+        <w:t xml:space="preserve"> permite analizar un elevado número de productos alimentarios disponibles en el mercado y cada vez se utilizan más para estudios de evaluación nutricional [10]. Aunque estas bases de datos pueden presentar limitaciones relacionadas con la completitud y consistencia de los datos, estudios previos han </w:t>
+      </w:r>
+      <w:r>
+        <w:rPr>
+          <w:rFonts w:ascii="Palatino Linotype" w:hAnsi="Palatino Linotype"/>
+          <w:sz w:val="20"/>
+          <w:szCs w:val="20"/>
+        </w:rPr>
+        <w:lastRenderedPageBreak/>
+        <w:t>demostrado su utilidad para el análisis, la evaluación nutricional de la oferta alimentaria y la monitorización de la variabilidad entre productos [9,11,12,21].</w:t>
+      </w:r>
+    </w:p>
+    <w:p>
+      <w:pPr>
+        <w:jc w:val="both"/>
+        <w:rPr>
+          <w:rFonts w:ascii="Palatino Linotype" w:hAnsi="Palatino Linotype"/>
+          <w:sz w:val="20"/>
+          <w:szCs w:val="20"/>
+        </w:rPr>
+      </w:pPr>
+    </w:p>
+    <w:p>
+      <w:pPr>
+        <w:jc w:val="both"/>
+        <w:rPr>
+          <w:rFonts w:ascii="Palatino Linotype" w:hAnsi="Palatino Linotype"/>
+          <w:sz w:val="20"/>
+          <w:szCs w:val="20"/>
+        </w:rPr>
+      </w:pPr>
+      <w:r>
+        <w:rPr>
+          <w:rFonts w:ascii="Palatino Linotype" w:hAnsi="Palatino Linotype"/>
+          <w:sz w:val="20"/>
+          <w:szCs w:val="20"/>
+        </w:rPr>
+        <w:t xml:space="preserve">Con este contexto, el objetivo del estudio es realizar un análisis comparativo del valor energético y el contenido en grasas totales, grasas saturadas, azúcares y proteínas entre la leche de vaca y las bebidas vegetales de avena, soja y almendra a partir de datos abiertos disponibles en Open </w:t>
+      </w:r>
+      <w:proofErr w:type="spellStart"/>
+      <w:r>
+        <w:rPr>
+          <w:rFonts w:ascii="Palatino Linotype" w:hAnsi="Palatino Linotype"/>
+          <w:sz w:val="20"/>
+          <w:szCs w:val="20"/>
+        </w:rPr>
+        <w:t>Food</w:t>
+      </w:r>
+      <w:proofErr w:type="spellEnd"/>
+      <w:r>
+        <w:rPr>
+          <w:rFonts w:ascii="Palatino Linotype" w:hAnsi="Palatino Linotype"/>
+          <w:sz w:val="20"/>
+          <w:szCs w:val="20"/>
+        </w:rPr>
+        <w:t xml:space="preserve"> </w:t>
+      </w:r>
+      <w:proofErr w:type="spellStart"/>
+      <w:r>
+        <w:rPr>
+          <w:rFonts w:ascii="Palatino Linotype" w:hAnsi="Palatino Linotype"/>
+          <w:sz w:val="20"/>
+          <w:szCs w:val="20"/>
+        </w:rPr>
+        <w:t>Facts</w:t>
+      </w:r>
+      <w:proofErr w:type="spellEnd"/>
+      <w:r>
+        <w:rPr>
+          <w:rFonts w:ascii="Palatino Linotype" w:hAnsi="Palatino Linotype"/>
+          <w:sz w:val="20"/>
+          <w:szCs w:val="20"/>
+        </w:rPr>
+        <w:t xml:space="preserve">. También, el desarrollo de un </w:t>
+      </w:r>
+      <w:proofErr w:type="spellStart"/>
+      <w:r>
+        <w:rPr>
+          <w:rFonts w:ascii="Palatino Linotype" w:hAnsi="Palatino Linotype"/>
+          <w:i/>
+          <w:iCs/>
+          <w:sz w:val="20"/>
+          <w:szCs w:val="20"/>
+        </w:rPr>
+        <w:t>scoring</w:t>
+      </w:r>
+      <w:proofErr w:type="spellEnd"/>
+      <w:r>
+        <w:rPr>
+          <w:rFonts w:ascii="Palatino Linotype" w:hAnsi="Palatino Linotype"/>
+          <w:i/>
+          <w:iCs/>
+          <w:sz w:val="20"/>
+          <w:szCs w:val="20"/>
+        </w:rPr>
+        <w:t xml:space="preserve"> </w:t>
+      </w:r>
+      <w:r>
+        <w:rPr>
+          <w:rFonts w:ascii="Palatino Linotype" w:hAnsi="Palatino Linotype"/>
+          <w:sz w:val="20"/>
+          <w:szCs w:val="20"/>
+        </w:rPr>
+        <w:t>nutricional propio basado en los nutrientes mencionados, para poder evaluar globalmente el perfil nutricional de los productos analizados.</w:t>
+      </w:r>
+    </w:p>
+    <w:p>
+      <w:pPr>
+        <w:jc w:val="both"/>
+        <w:rPr>
+          <w:rFonts w:ascii="Palatino Linotype" w:hAnsi="Palatino Linotype"/>
+          <w:sz w:val="20"/>
+          <w:szCs w:val="20"/>
+        </w:rPr>
+      </w:pPr>
+      <w:r>
+        <w:rPr>
+          <w:rFonts w:ascii="Palatino Linotype" w:hAnsi="Palatino Linotype"/>
+          <w:sz w:val="20"/>
+          <w:szCs w:val="20"/>
+        </w:rPr>
+        <w:t xml:space="preserve">De acuerdo con la literatura científica previa donde se describen diferencias entre el perfil nutricional de la leche de vaca y las bebidas vegetales, se formulan las siguientes hipótesis: H1. La leche de vaca mostrará un contenido proteico mayor que las bebidas vegetales de avena, soja y almendra [3-5]; H2. Las bebidas vegetales mostrarán un contenido en grasas totales menor que la leche de vaca [4,5]; H3. Las bebidas de almendra y las bebidas de avena mostrarán mayor variabilidad y un contenido de azúcares mayor que las bebidas de soja y la leche de vaca [2,19,20]; H4. El </w:t>
+      </w:r>
+      <w:proofErr w:type="spellStart"/>
+      <w:r>
+        <w:rPr>
+          <w:rFonts w:ascii="Palatino Linotype" w:hAnsi="Palatino Linotype"/>
+          <w:i/>
+          <w:iCs/>
+          <w:sz w:val="20"/>
+          <w:szCs w:val="20"/>
+        </w:rPr>
+        <w:t>scoring</w:t>
+      </w:r>
+      <w:proofErr w:type="spellEnd"/>
+      <w:r>
+        <w:rPr>
+          <w:rFonts w:ascii="Palatino Linotype" w:hAnsi="Palatino Linotype"/>
+          <w:i/>
+          <w:iCs/>
+          <w:sz w:val="20"/>
+          <w:szCs w:val="20"/>
+        </w:rPr>
+        <w:t xml:space="preserve"> </w:t>
+      </w:r>
+      <w:r>
+        <w:rPr>
+          <w:rFonts w:ascii="Palatino Linotype" w:hAnsi="Palatino Linotype"/>
+          <w:sz w:val="20"/>
+          <w:szCs w:val="20"/>
+        </w:rPr>
+        <w:t>nutricional creado permitirá resumir y diferenciar las categorías de bebidas analizadas por su perfil nutricional.</w:t>
+      </w:r>
+    </w:p>
+    <w:p>
+      <w:pPr>
+        <w:jc w:val="both"/>
       </w:pPr>
     </w:p>
     <w:sectPr>
@@ -1705,11 +900,15 @@
   <w:style w:type="paragraph" w:default="1" w:styleId="Normal">
     <w:name w:val="Normal"/>
     <w:qFormat/>
-    <w:rsid w:val="005B2967"/>
-    <w:rPr>
-      <w:sz w:val="20"/>
-      <w:szCs w:val="20"/>
-      <w:lang w:val="ca-ES"/>
+    <w:rsid w:val="00533665"/>
+    <w:pPr>
+      <w:spacing w:before="0" w:after="0" w:line="240" w:lineRule="auto"/>
+    </w:pPr>
+    <w:rPr>
+      <w:rFonts w:ascii="Times New Roman" w:eastAsia="Times New Roman" w:hAnsi="Times New Roman" w:cs="Times New Roman"/>
+      <w:sz w:val="24"/>
+      <w:szCs w:val="24"/>
+      <w:lang w:eastAsia="es-ES_tradnl"/>
     </w:rPr>
   </w:style>
   <w:style w:type="paragraph" w:styleId="Ttulo1">
@@ -1728,10 +927,11 @@
         <w:right w:val="single" w:sz="24" w:space="0" w:color="156082" w:themeColor="accent1"/>
       </w:pBdr>
       <w:shd w:val="clear" w:color="auto" w:fill="156082" w:themeFill="accent1"/>
-      <w:spacing w:after="0"/>
+      <w:spacing w:before="200" w:line="276" w:lineRule="auto"/>
       <w:outlineLvl w:val="0"/>
     </w:pPr>
     <w:rPr>
+      <w:rFonts w:asciiTheme="minorHAnsi" w:eastAsiaTheme="minorHAnsi" w:hAnsiTheme="minorHAnsi" w:cstheme="minorBidi"/>
       <w:b/>
       <w:bCs/>
       <w:caps/>
@@ -1739,6 +939,7 @@
       <w:spacing w:val="15"/>
       <w:sz w:val="22"/>
       <w:szCs w:val="22"/>
+      <w:lang w:val="ca-ES" w:eastAsia="en-US"/>
     </w:rPr>
   </w:style>
   <w:style w:type="paragraph" w:styleId="Ttulo2">
@@ -1759,14 +960,16 @@
         <w:right w:val="single" w:sz="24" w:space="0" w:color="C1E4F5" w:themeColor="accent1" w:themeTint="33"/>
       </w:pBdr>
       <w:shd w:val="clear" w:color="auto" w:fill="C1E4F5" w:themeFill="accent1" w:themeFillTint="33"/>
-      <w:spacing w:after="0"/>
+      <w:spacing w:before="200" w:line="276" w:lineRule="auto"/>
       <w:outlineLvl w:val="1"/>
     </w:pPr>
     <w:rPr>
+      <w:rFonts w:asciiTheme="minorHAnsi" w:eastAsiaTheme="minorHAnsi" w:hAnsiTheme="minorHAnsi" w:cstheme="minorBidi"/>
       <w:caps/>
       <w:spacing w:val="15"/>
       <w:sz w:val="22"/>
       <w:szCs w:val="22"/>
+      <w:lang w:val="ca-ES" w:eastAsia="en-US"/>
     </w:rPr>
   </w:style>
   <w:style w:type="paragraph" w:styleId="Ttulo3">
@@ -1784,15 +987,17 @@
         <w:top w:val="single" w:sz="6" w:space="2" w:color="156082" w:themeColor="accent1"/>
         <w:left w:val="single" w:sz="6" w:space="2" w:color="156082" w:themeColor="accent1"/>
       </w:pBdr>
-      <w:spacing w:before="300" w:after="0"/>
+      <w:spacing w:before="300" w:line="276" w:lineRule="auto"/>
       <w:outlineLvl w:val="2"/>
     </w:pPr>
     <w:rPr>
+      <w:rFonts w:asciiTheme="minorHAnsi" w:eastAsiaTheme="minorHAnsi" w:hAnsiTheme="minorHAnsi" w:cstheme="minorBidi"/>
       <w:caps/>
       <w:color w:val="0A2F40" w:themeColor="accent1" w:themeShade="7F"/>
       <w:spacing w:val="15"/>
       <w:sz w:val="22"/>
       <w:szCs w:val="22"/>
+      <w:lang w:val="ca-ES" w:eastAsia="en-US"/>
     </w:rPr>
   </w:style>
   <w:style w:type="paragraph" w:styleId="Ttulo4">
@@ -1810,15 +1015,17 @@
         <w:top w:val="dotted" w:sz="6" w:space="2" w:color="156082" w:themeColor="accent1"/>
         <w:left w:val="dotted" w:sz="6" w:space="2" w:color="156082" w:themeColor="accent1"/>
       </w:pBdr>
-      <w:spacing w:before="300" w:after="0"/>
+      <w:spacing w:before="300" w:line="276" w:lineRule="auto"/>
       <w:outlineLvl w:val="3"/>
     </w:pPr>
     <w:rPr>
+      <w:rFonts w:asciiTheme="minorHAnsi" w:eastAsiaTheme="minorHAnsi" w:hAnsiTheme="minorHAnsi" w:cstheme="minorBidi"/>
       <w:caps/>
       <w:color w:val="0F4761" w:themeColor="accent1" w:themeShade="BF"/>
       <w:spacing w:val="10"/>
       <w:sz w:val="22"/>
       <w:szCs w:val="22"/>
+      <w:lang w:val="ca-ES" w:eastAsia="en-US"/>
     </w:rPr>
   </w:style>
   <w:style w:type="paragraph" w:styleId="Ttulo5">
@@ -1835,15 +1042,17 @@
       <w:pBdr>
         <w:bottom w:val="single" w:sz="6" w:space="1" w:color="156082" w:themeColor="accent1"/>
       </w:pBdr>
-      <w:spacing w:before="300" w:after="0"/>
+      <w:spacing w:before="300" w:line="276" w:lineRule="auto"/>
       <w:outlineLvl w:val="4"/>
     </w:pPr>
     <w:rPr>
+      <w:rFonts w:asciiTheme="minorHAnsi" w:eastAsiaTheme="minorHAnsi" w:hAnsiTheme="minorHAnsi" w:cstheme="minorBidi"/>
       <w:caps/>
       <w:color w:val="0F4761" w:themeColor="accent1" w:themeShade="BF"/>
       <w:spacing w:val="10"/>
       <w:sz w:val="22"/>
       <w:szCs w:val="22"/>
+      <w:lang w:val="ca-ES" w:eastAsia="en-US"/>
     </w:rPr>
   </w:style>
   <w:style w:type="paragraph" w:styleId="Ttulo6">
@@ -1860,15 +1069,17 @@
       <w:pBdr>
         <w:bottom w:val="dotted" w:sz="6" w:space="1" w:color="156082" w:themeColor="accent1"/>
       </w:pBdr>
-      <w:spacing w:before="300" w:after="0"/>
+      <w:spacing w:before="300" w:line="276" w:lineRule="auto"/>
       <w:outlineLvl w:val="5"/>
     </w:pPr>
     <w:rPr>
+      <w:rFonts w:asciiTheme="minorHAnsi" w:eastAsiaTheme="minorHAnsi" w:hAnsiTheme="minorHAnsi" w:cstheme="minorBidi"/>
       <w:caps/>
       <w:color w:val="0F4761" w:themeColor="accent1" w:themeShade="BF"/>
       <w:spacing w:val="10"/>
       <w:sz w:val="22"/>
       <w:szCs w:val="22"/>
+      <w:lang w:val="ca-ES" w:eastAsia="en-US"/>
     </w:rPr>
   </w:style>
   <w:style w:type="paragraph" w:styleId="Ttulo7">
@@ -1882,15 +1093,17 @@
     <w:qFormat/>
     <w:rsid w:val="005B2967"/>
     <w:pPr>
-      <w:spacing w:before="300" w:after="0"/>
+      <w:spacing w:before="300" w:line="276" w:lineRule="auto"/>
       <w:outlineLvl w:val="6"/>
     </w:pPr>
     <w:rPr>
+      <w:rFonts w:asciiTheme="minorHAnsi" w:eastAsiaTheme="minorHAnsi" w:hAnsiTheme="minorHAnsi" w:cstheme="minorBidi"/>
       <w:caps/>
       <w:color w:val="0F4761" w:themeColor="accent1" w:themeShade="BF"/>
       <w:spacing w:val="10"/>
       <w:sz w:val="22"/>
       <w:szCs w:val="22"/>
+      <w:lang w:val="ca-ES" w:eastAsia="en-US"/>
     </w:rPr>
   </w:style>
   <w:style w:type="paragraph" w:styleId="Ttulo8">
@@ -1904,14 +1117,16 @@
     <w:qFormat/>
     <w:rsid w:val="005B2967"/>
     <w:pPr>
-      <w:spacing w:before="300" w:after="0"/>
+      <w:spacing w:before="300" w:line="276" w:lineRule="auto"/>
       <w:outlineLvl w:val="7"/>
     </w:pPr>
     <w:rPr>
+      <w:rFonts w:asciiTheme="minorHAnsi" w:eastAsiaTheme="minorHAnsi" w:hAnsiTheme="minorHAnsi" w:cstheme="minorBidi"/>
       <w:caps/>
       <w:spacing w:val="10"/>
       <w:sz w:val="18"/>
       <w:szCs w:val="18"/>
+      <w:lang w:val="ca-ES" w:eastAsia="en-US"/>
     </w:rPr>
   </w:style>
   <w:style w:type="paragraph" w:styleId="Ttulo9">
@@ -1925,15 +1140,17 @@
     <w:qFormat/>
     <w:rsid w:val="005B2967"/>
     <w:pPr>
-      <w:spacing w:before="300" w:after="0"/>
+      <w:spacing w:before="300" w:line="276" w:lineRule="auto"/>
       <w:outlineLvl w:val="8"/>
     </w:pPr>
     <w:rPr>
+      <w:rFonts w:asciiTheme="minorHAnsi" w:eastAsiaTheme="minorHAnsi" w:hAnsiTheme="minorHAnsi" w:cstheme="minorBidi"/>
       <w:i/>
       <w:caps/>
       <w:spacing w:val="10"/>
       <w:sz w:val="18"/>
       <w:szCs w:val="18"/>
+      <w:lang w:val="ca-ES" w:eastAsia="en-US"/>
     </w:rPr>
   </w:style>
   <w:style w:type="character" w:default="1" w:styleId="Fuentedeprrafopredeter">
@@ -2094,12 +1311,17 @@
     <w:unhideWhenUsed/>
     <w:qFormat/>
     <w:rsid w:val="005B2967"/>
-    <w:rPr>
+    <w:pPr>
+      <w:spacing w:before="200" w:after="200" w:line="276" w:lineRule="auto"/>
+    </w:pPr>
+    <w:rPr>
+      <w:rFonts w:asciiTheme="minorHAnsi" w:eastAsiaTheme="minorHAnsi" w:hAnsiTheme="minorHAnsi" w:cstheme="minorBidi"/>
       <w:b/>
       <w:bCs/>
       <w:color w:val="0F4761" w:themeColor="accent1" w:themeShade="BF"/>
       <w:sz w:val="16"/>
       <w:szCs w:val="16"/>
+      <w:lang w:val="ca-ES" w:eastAsia="en-US"/>
     </w:rPr>
   </w:style>
   <w:style w:type="paragraph" w:styleId="Ttulo">
@@ -2111,15 +1333,17 @@
     <w:qFormat/>
     <w:rsid w:val="005B2967"/>
     <w:pPr>
-      <w:spacing w:before="720"/>
+      <w:spacing w:before="720" w:after="200" w:line="276" w:lineRule="auto"/>
     </w:pPr>
     <w:rPr>
+      <w:rFonts w:asciiTheme="minorHAnsi" w:eastAsiaTheme="minorHAnsi" w:hAnsiTheme="minorHAnsi" w:cstheme="minorBidi"/>
       <w:caps/>
       <w:color w:val="156082" w:themeColor="accent1"/>
       <w:spacing w:val="10"/>
       <w:kern w:val="28"/>
       <w:sz w:val="52"/>
       <w:szCs w:val="52"/>
+      <w:lang w:val="ca-ES" w:eastAsia="en-US"/>
     </w:rPr>
   </w:style>
   <w:style w:type="character" w:customStyle="1" w:styleId="TtuloCar">
@@ -2146,14 +1370,14 @@
     <w:qFormat/>
     <w:rsid w:val="005B2967"/>
     <w:pPr>
-      <w:spacing w:after="1000" w:line="240" w:lineRule="auto"/>
+      <w:spacing w:before="200" w:after="1000"/>
     </w:pPr>
     <w:rPr>
+      <w:rFonts w:asciiTheme="minorHAnsi" w:eastAsiaTheme="minorHAnsi" w:hAnsiTheme="minorHAnsi" w:cstheme="minorBidi"/>
       <w:caps/>
       <w:color w:val="595959" w:themeColor="text1" w:themeTint="A6"/>
       <w:spacing w:val="10"/>
-      <w:sz w:val="24"/>
-      <w:szCs w:val="24"/>
+      <w:lang w:val="ca-ES" w:eastAsia="en-US"/>
     </w:rPr>
   </w:style>
   <w:style w:type="character" w:customStyle="1" w:styleId="SubttuloCar">
@@ -2198,9 +1422,12 @@
     <w:uiPriority w:val="1"/>
     <w:qFormat/>
     <w:rsid w:val="005B2967"/>
-    <w:pPr>
-      <w:spacing w:before="0" w:after="0" w:line="240" w:lineRule="auto"/>
-    </w:pPr>
+    <w:rPr>
+      <w:rFonts w:asciiTheme="minorHAnsi" w:eastAsiaTheme="minorHAnsi" w:hAnsiTheme="minorHAnsi" w:cstheme="minorBidi"/>
+      <w:sz w:val="20"/>
+      <w:szCs w:val="20"/>
+      <w:lang w:val="ca-ES" w:eastAsia="en-US"/>
+    </w:rPr>
   </w:style>
   <w:style w:type="character" w:customStyle="1" w:styleId="SinespaciadoCar">
     <w:name w:val="Sin espaciado Car"/>
@@ -2220,9 +1447,16 @@
     <w:qFormat/>
     <w:rsid w:val="005B2967"/>
     <w:pPr>
+      <w:spacing w:before="200" w:after="200" w:line="276" w:lineRule="auto"/>
       <w:ind w:left="720"/>
       <w:contextualSpacing/>
     </w:pPr>
+    <w:rPr>
+      <w:rFonts w:asciiTheme="minorHAnsi" w:eastAsiaTheme="minorHAnsi" w:hAnsiTheme="minorHAnsi" w:cstheme="minorBidi"/>
+      <w:sz w:val="20"/>
+      <w:szCs w:val="20"/>
+      <w:lang w:val="ca-ES" w:eastAsia="en-US"/>
+    </w:rPr>
   </w:style>
   <w:style w:type="paragraph" w:styleId="Cita">
     <w:name w:val="Quote"/>
@@ -2232,9 +1466,16 @@
     <w:uiPriority w:val="29"/>
     <w:qFormat/>
     <w:rsid w:val="005B2967"/>
-    <w:rPr>
+    <w:pPr>
+      <w:spacing w:before="200" w:after="200" w:line="276" w:lineRule="auto"/>
+    </w:pPr>
+    <w:rPr>
+      <w:rFonts w:asciiTheme="minorHAnsi" w:eastAsiaTheme="minorHAnsi" w:hAnsiTheme="minorHAnsi" w:cstheme="minorBidi"/>
       <w:i/>
       <w:iCs/>
+      <w:sz w:val="20"/>
+      <w:szCs w:val="20"/>
+      <w:lang w:val="ca-ES" w:eastAsia="en-US"/>
     </w:rPr>
   </w:style>
   <w:style w:type="character" w:customStyle="1" w:styleId="CitaCar">
@@ -2263,14 +1504,18 @@
         <w:top w:val="single" w:sz="4" w:space="10" w:color="156082" w:themeColor="accent1"/>
         <w:left w:val="single" w:sz="4" w:space="10" w:color="156082" w:themeColor="accent1"/>
       </w:pBdr>
-      <w:spacing w:after="0"/>
+      <w:spacing w:before="200" w:line="276" w:lineRule="auto"/>
       <w:ind w:left="1296" w:right="1152"/>
       <w:jc w:val="both"/>
     </w:pPr>
     <w:rPr>
+      <w:rFonts w:asciiTheme="minorHAnsi" w:eastAsiaTheme="minorHAnsi" w:hAnsiTheme="minorHAnsi" w:cstheme="minorBidi"/>
       <w:i/>
       <w:iCs/>
       <w:color w:val="156082" w:themeColor="accent1"/>
+      <w:sz w:val="20"/>
+      <w:szCs w:val="20"/>
+      <w:lang w:val="ca-ES" w:eastAsia="en-US"/>
     </w:rPr>
   </w:style>
   <w:style w:type="character" w:customStyle="1" w:styleId="CitadestacadaCar">
